--- a/Working Folder/[Sent] 3 Zhu Yi Qing 朱一清 - The Silence of Borobudur 沉默的婆罗浮屠/3 Zhu Yi Qing 朱一清 - The Silence of Borobudur 沉默的婆罗浮屠 - Errata_v1.docx
+++ b/Working Folder/[Sent] 3 Zhu Yi Qing 朱一清 - The Silence of Borobudur 沉默的婆罗浮屠/3 Zhu Yi Qing 朱一清 - The Silence of Borobudur 沉默的婆罗浮屠 - Errata_v1.docx
@@ -1,6 +1,6 @@
 
 <file path=word/document.xml><?xml version="1.0" encoding="utf-8"?>
-<w:document xmlns:wpc="http://schemas.microsoft.com/office/word/2010/wordprocessingCanvas" xmlns:cx="http://schemas.microsoft.com/office/drawing/2014/chartex" xmlns:cx1="http://schemas.microsoft.com/office/drawing/2015/9/8/chartex" xmlns:cx2="http://schemas.microsoft.com/office/drawing/2015/10/21/chartex" xmlns:cx3="http://schemas.microsoft.com/office/drawing/2016/5/9/chartex" xmlns:cx4="http://schemas.microsoft.com/office/drawing/2016/5/10/chartex" xmlns:cx5="http://schemas.microsoft.com/office/drawing/2016/5/11/chartex" xmlns:cx6="http://schemas.microsoft.com/office/drawing/2016/5/12/chartex" xmlns:cx7="http://schemas.microsoft.com/office/drawing/2016/5/13/chartex" xmlns:cx8="http://schemas.microsoft.com/office/drawing/2016/5/14/chartex" xmlns:mc="http://schemas.openxmlformats.org/markup-compatibility/2006" xmlns:aink="http://schemas.microsoft.com/office/drawing/2016/ink" xmlns:am3d="http://schemas.microsoft.com/office/drawing/2017/model3d" xmlns:o="urn:schemas-microsoft-com:office:office" xmlns:oel="http://schemas.microsoft.com/office/2019/extlst" xmlns:r="http://schemas.openxmlformats.org/officeDocument/2006/relationships" xmlns:m="http://schemas.openxmlformats.org/officeDocument/2006/math" xmlns:v="urn:schemas-microsoft-com:vml" xmlns:wp14="http://schemas.microsoft.com/office/word/2010/wordprocessingDrawing" xmlns:wp="http://schemas.openxmlformats.org/drawingml/2006/wordprocessingDrawing" xmlns:w10="urn:schemas-microsoft-com:office:word" xmlns:w="http://schemas.openxmlformats.org/wordprocessingml/2006/main" xmlns:w14="http://schemas.microsoft.com/office/word/2010/wordml" xmlns:w15="http://schemas.microsoft.com/office/word/2012/wordml" xmlns:w16cex="http://schemas.microsoft.com/office/word/2018/wordml/cex" xmlns:w16cid="http://schemas.microsoft.com/office/word/2016/wordml/cid" xmlns:w16="http://schemas.microsoft.com/office/word/2018/wordml" xmlns:w16du="http://schemas.microsoft.com/office/word/2023/wordml/word16du" xmlns:w16sdtdh="http://schemas.microsoft.com/office/word/2020/wordml/sdtdatahash" xmlns:w16se="http://schemas.microsoft.com/office/word/2015/wordml/symex" xmlns:wpg="http://schemas.microsoft.com/office/word/2010/wordprocessingGroup" xmlns:wpi="http://schemas.microsoft.com/office/word/2010/wordprocessingInk" xmlns:wne="http://schemas.microsoft.com/office/word/2006/wordml" xmlns:wps="http://schemas.microsoft.com/office/word/2010/wordprocessingShape" mc:Ignorable="w14 w15 w16se w16cid w16 w16cex w16sdtdh w16du wp14">
+<w:document xmlns:wpc="http://schemas.microsoft.com/office/word/2010/wordprocessingCanvas" xmlns:cx="http://schemas.microsoft.com/office/drawing/2014/chartex" xmlns:cx1="http://schemas.microsoft.com/office/drawing/2015/9/8/chartex" xmlns:cx2="http://schemas.microsoft.com/office/drawing/2015/10/21/chartex" xmlns:cx3="http://schemas.microsoft.com/office/drawing/2016/5/9/chartex" xmlns:cx4="http://schemas.microsoft.com/office/drawing/2016/5/10/chartex" xmlns:cx5="http://schemas.microsoft.com/office/drawing/2016/5/11/chartex" xmlns:cx6="http://schemas.microsoft.com/office/drawing/2016/5/12/chartex" xmlns:cx7="http://schemas.microsoft.com/office/drawing/2016/5/13/chartex" xmlns:cx8="http://schemas.microsoft.com/office/drawing/2016/5/14/chartex" xmlns:mc="http://schemas.openxmlformats.org/markup-compatibility/2006" xmlns:aink="http://schemas.microsoft.com/office/drawing/2016/ink" xmlns:am3d="http://schemas.microsoft.com/office/drawing/2017/model3d" xmlns:o="urn:schemas-microsoft-com:office:office" xmlns:r="http://schemas.openxmlformats.org/officeDocument/2006/relationships" xmlns:m="http://schemas.openxmlformats.org/officeDocument/2006/math" xmlns:v="urn:schemas-microsoft-com:vml" xmlns:wp14="http://schemas.microsoft.com/office/word/2010/wordprocessingDrawing" xmlns:wp="http://schemas.openxmlformats.org/drawingml/2006/wordprocessingDrawing" xmlns:w10="urn:schemas-microsoft-com:office:word" xmlns:w="http://schemas.openxmlformats.org/wordprocessingml/2006/main" xmlns:w14="http://schemas.microsoft.com/office/word/2010/wordml" xmlns:w15="http://schemas.microsoft.com/office/word/2012/wordml" xmlns:w16cid="http://schemas.microsoft.com/office/word/2016/wordml/cid" xmlns:w16se="http://schemas.microsoft.com/office/word/2015/wordml/symex" xmlns:wpg="http://schemas.microsoft.com/office/word/2010/wordprocessingGroup" xmlns:wpi="http://schemas.microsoft.com/office/word/2010/wordprocessingInk" xmlns:wne="http://schemas.microsoft.com/office/word/2006/wordml" xmlns:wps="http://schemas.microsoft.com/office/word/2010/wordprocessingShape" mc:Ignorable="w14 w15 w16se w16cid wp14">
   <w:body>
     <w:p>
       <w:pPr>
@@ -190,6 +190,76 @@
         </w:rPr>
         <w:t>标记</w:t>
       </w:r>
+    </w:p>
+    <w:p>
+      <w:pPr>
+        <w:ind w:left="720"/>
+        <w:jc w:val="both"/>
+        <w:rPr>
+          <w:rFonts w:ascii="Times New Roman" w:hAnsi="Times New Roman" w:cs="Times New Roman"/>
+          <w:bCs/>
+          <w:sz w:val="32"/>
+          <w:szCs w:val="32"/>
+        </w:rPr>
+      </w:pPr>
+    </w:p>
+    <w:p>
+      <w:pPr>
+        <w:jc w:val="both"/>
+        <w:rPr>
+          <w:rFonts w:ascii="Times New Roman" w:hAnsi="Times New Roman" w:cs="Times New Roman"/>
+          <w:bCs/>
+          <w:sz w:val="32"/>
+          <w:szCs w:val="32"/>
+        </w:rPr>
+      </w:pPr>
+      <w:r>
+        <w:rPr>
+          <w:rFonts w:ascii="Times New Roman" w:hAnsi="Times New Roman" w:cs="Times New Roman"/>
+          <w:bCs/>
+          <w:sz w:val="32"/>
+          <w:szCs w:val="32"/>
+        </w:rPr>
+        <w:t>Changes requested by composer:</w:t>
+      </w:r>
+      <w:r>
+        <w:rPr>
+          <w:rFonts w:ascii="Times New Roman" w:hAnsi="Times New Roman" w:cs="Times New Roman" w:hint="eastAsia"/>
+          <w:bCs/>
+          <w:sz w:val="32"/>
+          <w:szCs w:val="32"/>
+        </w:rPr>
+        <w:t xml:space="preserve"> </w:t>
+      </w:r>
+    </w:p>
+    <w:p>
+      <w:pPr>
+        <w:ind w:left="720"/>
+        <w:jc w:val="both"/>
+        <w:rPr>
+          <w:rFonts w:ascii="Times New Roman" w:hAnsi="Times New Roman" w:cs="Times New Roman"/>
+          <w:bCs/>
+          <w:sz w:val="32"/>
+          <w:szCs w:val="32"/>
+        </w:rPr>
+      </w:pPr>
+    </w:p>
+    <w:p>
+      <w:pPr>
+        <w:pStyle w:val="ListParagraph"/>
+        <w:numPr>
+          <w:ilvl w:val="0"/>
+          <w:numId w:val="7"/>
+        </w:numPr>
+        <w:shd w:val="clear" w:color="auto" w:fill="FFFFFF"/>
+        <w:rPr>
+          <w:rFonts w:ascii="Times New Roman" w:hAnsi="Times New Roman" w:cs="Times New Roman"/>
+          <w:color w:val="222222"/>
+          <w:sz w:val="32"/>
+          <w:szCs w:val="32"/>
+          <w:lang w:val="en-US"/>
+        </w:rPr>
+      </w:pPr>
     </w:p>
     <w:p>
       <w:pPr>
@@ -977,16 +1047,72 @@
             <w:proofErr w:type="spellStart"/>
             <w:r>
               <w:rPr>
-                <w:rFonts w:ascii="Times New Roman" w:hAnsi="Times New Roman" w:cs="Times New Roman"/>
+                <w:rFonts w:ascii="Times New Roman" w:hAnsi="Times New Roman" w:cs="Times New Roman" w:hint="eastAsia"/>
               </w:rPr>
               <w:t>Mvt</w:t>
             </w:r>
             <w:proofErr w:type="spellEnd"/>
             <w:r>
               <w:rPr>
-                <w:rFonts w:ascii="Times New Roman" w:hAnsi="Times New Roman" w:cs="Times New Roman"/>
-              </w:rPr>
-              <w:t xml:space="preserve"> 1 - 11</w:t>
+                <w:rFonts w:ascii="Times New Roman" w:hAnsi="Times New Roman" w:cs="Times New Roman" w:hint="eastAsia"/>
+              </w:rPr>
+              <w:t xml:space="preserve"> 2 </w:t>
+            </w:r>
+            <w:r>
+              <w:rPr>
+                <w:rFonts w:ascii="Times New Roman" w:hAnsi="Times New Roman" w:cs="Times New Roman"/>
+              </w:rPr>
+              <w:t>–</w:t>
+            </w:r>
+            <w:r>
+              <w:rPr>
+                <w:rFonts w:ascii="Times New Roman" w:hAnsi="Times New Roman" w:cs="Times New Roman" w:hint="eastAsia"/>
+              </w:rPr>
+              <w:t xml:space="preserve"> 83</w:t>
+            </w:r>
+          </w:p>
+          <w:p>
+            <w:pPr>
+              <w:jc w:val="center"/>
+              <w:rPr>
+                <w:rFonts w:ascii="Times New Roman" w:hAnsi="Times New Roman" w:cs="Times New Roman"/>
+              </w:rPr>
+            </w:pPr>
+            <w:r>
+              <w:rPr>
+                <w:rFonts w:ascii="Times New Roman" w:hAnsi="Times New Roman" w:cs="Times New Roman" w:hint="eastAsia"/>
+              </w:rPr>
+              <w:t>第</w:t>
+            </w:r>
+            <w:r>
+              <w:rPr>
+                <w:rFonts w:ascii="Times New Roman" w:hAnsi="Times New Roman" w:cs="Times New Roman" w:hint="eastAsia"/>
+              </w:rPr>
+              <w:t>2</w:t>
+            </w:r>
+            <w:r>
+              <w:rPr>
+                <w:rFonts w:ascii="Times New Roman" w:hAnsi="Times New Roman" w:cs="Times New Roman" w:hint="eastAsia"/>
+              </w:rPr>
+              <w:t>乐章</w:t>
+            </w:r>
+            <w:r>
+              <w:rPr>
+                <w:rFonts w:ascii="Times New Roman" w:hAnsi="Times New Roman" w:cs="Times New Roman" w:hint="eastAsia"/>
+              </w:rPr>
+              <w:t xml:space="preserve"> </w:t>
+            </w:r>
+            <w:r>
+              <w:rPr>
+                <w:rFonts w:ascii="Times New Roman" w:hAnsi="Times New Roman" w:cs="Times New Roman"/>
+              </w:rPr>
+              <w:t>– 83</w:t>
+            </w:r>
+            <w:r>
+              <w:rPr>
+                <w:rFonts w:ascii="Times New Roman" w:hAnsi="Times New Roman" w:cs="Times New Roman" w:hint="eastAsia"/>
+              </w:rPr>
+              <w:t>小节</w:t>
             </w:r>
           </w:p>
         </w:tc>
@@ -1005,7 +1131,21 @@
               <w:rPr>
                 <w:rFonts w:ascii="Times New Roman" w:hAnsi="Times New Roman" w:cs="Times New Roman"/>
               </w:rPr>
-              <w:t>Pipa solo</w:t>
+              <w:t>Woodblock</w:t>
+            </w:r>
+          </w:p>
+          <w:p>
+            <w:pPr>
+              <w:jc w:val="center"/>
+              <w:rPr>
+                <w:rFonts w:ascii="Times New Roman" w:hAnsi="Times New Roman" w:cs="Times New Roman"/>
+              </w:rPr>
+            </w:pPr>
+            <w:r>
+              <w:rPr>
+                <w:rFonts w:ascii="Times New Roman" w:hAnsi="Times New Roman" w:cs="Times New Roman" w:hint="eastAsia"/>
+              </w:rPr>
+              <w:t>木鱼</w:t>
             </w:r>
           </w:p>
         </w:tc>
@@ -1019,35 +1159,114 @@
                 <w:rFonts w:ascii="Times New Roman" w:hAnsi="Times New Roman" w:cs="Times New Roman"/>
               </w:rPr>
             </w:pPr>
-            <w:proofErr w:type="spellStart"/>
-            <w:r>
-              <w:rPr>
-                <w:rFonts w:ascii="Times New Roman" w:hAnsi="Times New Roman" w:cs="Times New Roman"/>
-              </w:rPr>
-              <w:t>Decresc</w:t>
-            </w:r>
-            <w:proofErr w:type="spellEnd"/>
-            <w:r>
-              <w:rPr>
-                <w:rFonts w:ascii="Times New Roman" w:hAnsi="Times New Roman" w:cs="Times New Roman"/>
-              </w:rPr>
-              <w:t xml:space="preserve">. to </w:t>
-            </w:r>
-            <w:r>
-              <w:rPr>
-                <w:rFonts w:ascii="Times New Roman" w:hAnsi="Times New Roman" w:cs="Times New Roman"/>
-                <w:b/>
-                <w:bCs/>
-                <w:i/>
-                <w:iCs/>
-              </w:rPr>
-              <w:t>ff</w:t>
-            </w:r>
-            <w:r>
-              <w:rPr>
-                <w:rFonts w:ascii="Times New Roman" w:hAnsi="Times New Roman" w:cs="Times New Roman"/>
-              </w:rPr>
-              <w:t xml:space="preserve"> ? </w:t>
+            <w:r>
+              <w:rPr>
+                <w:rFonts w:ascii="Times New Roman" w:hAnsi="Times New Roman" w:cs="Times New Roman"/>
+              </w:rPr>
+              <w:t>Added “</w:t>
+            </w:r>
+            <w:r>
+              <w:rPr>
+                <w:rFonts w:ascii="Times New Roman" w:hAnsi="Times New Roman" w:cs="Times New Roman" w:hint="eastAsia"/>
+              </w:rPr>
+              <w:t>(</w:t>
+            </w:r>
+            <w:r>
+              <w:rPr>
+                <w:rFonts w:ascii="Times New Roman" w:hAnsi="Times New Roman" w:cs="Times New Roman" w:hint="eastAsia"/>
+              </w:rPr>
+              <w:t>西方</w:t>
+            </w:r>
+            <w:r>
+              <w:rPr>
+                <w:rFonts w:ascii="Times New Roman" w:hAnsi="Times New Roman" w:cs="Times New Roman" w:hint="eastAsia"/>
+              </w:rPr>
+              <w:t>)</w:t>
+            </w:r>
+            <w:r>
+              <w:rPr>
+                <w:rFonts w:ascii="Times New Roman" w:hAnsi="Times New Roman" w:cs="Times New Roman"/>
+              </w:rPr>
+              <w:t>”</w:t>
+            </w:r>
+            <w:r>
+              <w:rPr>
+                <w:rFonts w:ascii="Times New Roman" w:hAnsi="Times New Roman" w:cs="Times New Roman" w:hint="eastAsia"/>
+              </w:rPr>
+              <w:t xml:space="preserve"> to indicate it is a </w:t>
+            </w:r>
+            <w:r>
+              <w:rPr>
+                <w:rFonts w:ascii="Times New Roman" w:hAnsi="Times New Roman" w:cs="Times New Roman"/>
+              </w:rPr>
+              <w:t>“</w:t>
+            </w:r>
+            <w:r>
+              <w:rPr>
+                <w:rFonts w:ascii="Times New Roman" w:hAnsi="Times New Roman" w:cs="Times New Roman" w:hint="eastAsia"/>
+              </w:rPr>
+              <w:t>western woodblock</w:t>
+            </w:r>
+            <w:r>
+              <w:rPr>
+                <w:rFonts w:ascii="Times New Roman" w:hAnsi="Times New Roman" w:cs="Times New Roman"/>
+              </w:rPr>
+              <w:t>”</w:t>
+            </w:r>
+          </w:p>
+          <w:p>
+            <w:pPr>
+              <w:rPr>
+                <w:rFonts w:ascii="Times New Roman" w:hAnsi="Times New Roman" w:cs="Times New Roman"/>
+              </w:rPr>
+            </w:pPr>
+            <w:r>
+              <w:rPr>
+                <w:rFonts w:ascii="Times New Roman" w:hAnsi="Times New Roman" w:cs="Times New Roman" w:hint="eastAsia"/>
+              </w:rPr>
+              <w:t>加了</w:t>
+            </w:r>
+            <w:r>
+              <w:rPr>
+                <w:rFonts w:ascii="Times New Roman" w:hAnsi="Times New Roman" w:cs="Times New Roman" w:hint="eastAsia"/>
+              </w:rPr>
+              <w:t xml:space="preserve"> </w:t>
+            </w:r>
+            <w:r>
+              <w:rPr>
+                <w:rFonts w:ascii="Times New Roman" w:hAnsi="Times New Roman" w:cs="Times New Roman"/>
+              </w:rPr>
+              <w:t>“</w:t>
+            </w:r>
+            <w:r>
+              <w:rPr>
+                <w:rFonts w:ascii="Times New Roman" w:hAnsi="Times New Roman" w:cs="Times New Roman" w:hint="eastAsia"/>
+              </w:rPr>
+              <w:t>西方</w:t>
+            </w:r>
+            <w:r>
+              <w:rPr>
+                <w:rFonts w:ascii="Times New Roman" w:hAnsi="Times New Roman" w:cs="Times New Roman"/>
+              </w:rPr>
+              <w:t>”</w:t>
+            </w:r>
+            <w:r>
+              <w:rPr>
+                <w:rFonts w:hint="eastAsia"/>
+              </w:rPr>
+              <w:t xml:space="preserve"> </w:t>
+            </w:r>
+            <w:r>
+              <w:rPr>
+                <w:rFonts w:ascii="Times New Roman" w:hAnsi="Times New Roman" w:cs="Times New Roman" w:hint="eastAsia"/>
+              </w:rPr>
+              <w:t>表明它是“西方</w:t>
+            </w:r>
+            <w:r>
+              <w:rPr>
+                <w:rFonts w:ascii="Times New Roman" w:hAnsi="Times New Roman" w:cs="Times New Roman" w:hint="eastAsia"/>
+              </w:rPr>
+              <w:t>木鱼”</w:t>
             </w:r>
           </w:p>
         </w:tc>
@@ -1062,8 +1281,25 @@
               <w:rPr>
                 <w:rFonts w:ascii="Times New Roman" w:hAnsi="Times New Roman" w:cs="Times New Roman"/>
                 <w:color w:val="FF0000"/>
-              </w:rPr>
-            </w:pPr>
+                <w:lang w:val="en-US"/>
+              </w:rPr>
+            </w:pPr>
+            <w:r>
+              <w:rPr>
+                <w:rFonts w:ascii="Times New Roman" w:hAnsi="Times New Roman" w:cs="Times New Roman" w:hint="eastAsia"/>
+                <w:color w:val="FF0000"/>
+                <w:lang w:val="en-US"/>
+              </w:rPr>
+              <w:t>Agre</w:t>
+            </w:r>
+            <w:r>
+              <w:rPr>
+                <w:rFonts w:ascii="Times New Roman" w:hAnsi="Times New Roman" w:cs="Times New Roman"/>
+                <w:color w:val="FF0000"/>
+                <w:lang w:val="en-US"/>
+              </w:rPr>
+              <w:t>ed</w:t>
+            </w:r>
           </w:p>
         </w:tc>
       </w:tr>
@@ -1094,7 +1330,57 @@
               <w:rPr>
                 <w:rFonts w:ascii="Times New Roman" w:hAnsi="Times New Roman" w:cs="Times New Roman" w:hint="eastAsia"/>
               </w:rPr>
-              <w:t xml:space="preserve"> 2 - 83</w:t>
+              <w:t xml:space="preserve"> 2 </w:t>
+            </w:r>
+            <w:r>
+              <w:rPr>
+                <w:rFonts w:ascii="Times New Roman" w:hAnsi="Times New Roman" w:cs="Times New Roman"/>
+              </w:rPr>
+              <w:t>–</w:t>
+            </w:r>
+            <w:r>
+              <w:rPr>
+                <w:rFonts w:ascii="Times New Roman" w:hAnsi="Times New Roman" w:cs="Times New Roman" w:hint="eastAsia"/>
+              </w:rPr>
+              <w:t xml:space="preserve"> 130</w:t>
+            </w:r>
+            <w:r>
+              <w:rPr>
+                <w:rFonts w:ascii="Times New Roman" w:hAnsi="Times New Roman" w:cs="Times New Roman"/>
+              </w:rPr>
+              <w:t>-145</w:t>
+            </w:r>
+          </w:p>
+          <w:p>
+            <w:pPr>
+              <w:jc w:val="center"/>
+              <w:rPr>
+                <w:rFonts w:ascii="Times New Roman" w:hAnsi="Times New Roman" w:cs="Times New Roman"/>
+              </w:rPr>
+            </w:pPr>
+            <w:r>
+              <w:rPr>
+                <w:rFonts w:ascii="Times New Roman" w:hAnsi="Times New Roman" w:cs="Times New Roman" w:hint="eastAsia"/>
+              </w:rPr>
+              <w:t>第二乐章</w:t>
+            </w:r>
+            <w:r>
+              <w:rPr>
+                <w:rFonts w:ascii="Times New Roman" w:hAnsi="Times New Roman" w:cs="Times New Roman" w:hint="eastAsia"/>
+              </w:rPr>
+              <w:t xml:space="preserve"> </w:t>
+            </w:r>
+            <w:r>
+              <w:rPr>
+                <w:rFonts w:ascii="Times New Roman" w:hAnsi="Times New Roman" w:cs="Times New Roman"/>
+              </w:rPr>
+              <w:t>– 130-145</w:t>
+            </w:r>
+            <w:r>
+              <w:rPr>
+                <w:rFonts w:ascii="Times New Roman" w:hAnsi="Times New Roman" w:cs="Times New Roman" w:hint="eastAsia"/>
+              </w:rPr>
+              <w:t>小节</w:t>
             </w:r>
           </w:p>
         </w:tc>
@@ -1111,23 +1397,35 @@
             </w:pPr>
             <w:r>
               <w:rPr>
-                <w:rFonts w:ascii="Times New Roman" w:hAnsi="Times New Roman" w:cs="Times New Roman"/>
-              </w:rPr>
-              <w:t>Woodblock</w:t>
-            </w:r>
-          </w:p>
-          <w:p>
-            <w:pPr>
-              <w:jc w:val="center"/>
-              <w:rPr>
-                <w:rFonts w:ascii="Times New Roman" w:hAnsi="Times New Roman" w:cs="Times New Roman"/>
-              </w:rPr>
-            </w:pPr>
-            <w:r>
-              <w:rPr>
                 <w:rFonts w:ascii="Times New Roman" w:hAnsi="Times New Roman" w:cs="Times New Roman" w:hint="eastAsia"/>
               </w:rPr>
-              <w:t>木鱼</w:t>
+              <w:t>Perc IV</w:t>
+            </w:r>
+          </w:p>
+          <w:p>
+            <w:pPr>
+              <w:jc w:val="center"/>
+              <w:rPr>
+                <w:rFonts w:ascii="Times New Roman" w:hAnsi="Times New Roman" w:cs="Times New Roman"/>
+              </w:rPr>
+            </w:pPr>
+            <w:r>
+              <w:rPr>
+                <w:rFonts w:ascii="Times New Roman" w:hAnsi="Times New Roman" w:cs="Times New Roman" w:hint="eastAsia"/>
+              </w:rPr>
+              <w:t>打击乐</w:t>
+            </w:r>
+            <w:r>
+              <w:rPr>
+                <w:rFonts w:ascii="Times New Roman" w:hAnsi="Times New Roman" w:cs="Times New Roman" w:hint="eastAsia"/>
+              </w:rPr>
+              <w:t xml:space="preserve"> I</w:t>
+            </w:r>
+            <w:r>
+              <w:rPr>
+                <w:rFonts w:ascii="Times New Roman" w:hAnsi="Times New Roman" w:cs="Times New Roman"/>
+              </w:rPr>
+              <w:t>V</w:t>
             </w:r>
           </w:p>
         </w:tc>
@@ -1145,55 +1443,26 @@
               <w:rPr>
                 <w:rFonts w:ascii="Times New Roman" w:hAnsi="Times New Roman" w:cs="Times New Roman"/>
               </w:rPr>
-              <w:t>Added “</w:t>
+              <w:t>No indication as to what instrument is playing this</w:t>
             </w:r>
             <w:r>
               <w:rPr>
                 <w:rFonts w:ascii="Times New Roman" w:hAnsi="Times New Roman" w:cs="Times New Roman" w:hint="eastAsia"/>
               </w:rPr>
-              <w:t>(</w:t>
-            </w:r>
+              <w:t>.</w:t>
+            </w:r>
+          </w:p>
+          <w:p>
+            <w:pPr>
+              <w:rPr>
+                <w:rFonts w:ascii="Times New Roman" w:hAnsi="Times New Roman" w:cs="Times New Roman"/>
+              </w:rPr>
+            </w:pPr>
             <w:r>
               <w:rPr>
                 <w:rFonts w:ascii="Times New Roman" w:hAnsi="Times New Roman" w:cs="Times New Roman" w:hint="eastAsia"/>
               </w:rPr>
-              <w:t>西方</w:t>
-            </w:r>
-            <w:r>
-              <w:rPr>
-                <w:rFonts w:ascii="Times New Roman" w:hAnsi="Times New Roman" w:cs="Times New Roman" w:hint="eastAsia"/>
-              </w:rPr>
-              <w:t>)</w:t>
-            </w:r>
-            <w:r>
-              <w:rPr>
-                <w:rFonts w:ascii="Times New Roman" w:hAnsi="Times New Roman" w:cs="Times New Roman"/>
-              </w:rPr>
-              <w:t>”</w:t>
-            </w:r>
-            <w:r>
-              <w:rPr>
-                <w:rFonts w:ascii="Times New Roman" w:hAnsi="Times New Roman" w:cs="Times New Roman" w:hint="eastAsia"/>
-              </w:rPr>
-              <w:t xml:space="preserve"> to indicate it is a </w:t>
-            </w:r>
-            <w:r>
-              <w:rPr>
-                <w:rFonts w:ascii="Times New Roman" w:hAnsi="Times New Roman" w:cs="Times New Roman"/>
-              </w:rPr>
-              <w:t>“</w:t>
-            </w:r>
-            <w:r>
-              <w:rPr>
-                <w:rFonts w:ascii="Times New Roman" w:hAnsi="Times New Roman" w:cs="Times New Roman" w:hint="eastAsia"/>
-              </w:rPr>
-              <w:t>western woodblock</w:t>
-            </w:r>
-            <w:r>
-              <w:rPr>
-                <w:rFonts w:ascii="Times New Roman" w:hAnsi="Times New Roman" w:cs="Times New Roman"/>
-              </w:rPr>
-              <w:t>”</w:t>
+              <w:t>没标这是什么打击乐器</w:t>
             </w:r>
           </w:p>
         </w:tc>
@@ -1210,6 +1479,31 @@
                 <w:color w:val="FF0000"/>
               </w:rPr>
             </w:pPr>
+            <w:r>
+              <w:rPr>
+                <w:rFonts w:ascii="Times New Roman" w:hAnsi="Times New Roman" w:cs="Times New Roman" w:hint="eastAsia"/>
+                <w:color w:val="FF0000"/>
+              </w:rPr>
+              <w:t>编钟</w:t>
+            </w:r>
+          </w:p>
+          <w:p>
+            <w:pPr>
+              <w:jc w:val="center"/>
+              <w:rPr>
+                <w:rFonts w:ascii="Times New Roman" w:hAnsi="Times New Roman" w:cs="Times New Roman"/>
+                <w:color w:val="FF0000"/>
+              </w:rPr>
+            </w:pPr>
+            <w:r>
+              <w:rPr>
+                <w:rFonts w:ascii="Times New Roman" w:hAnsi="Times New Roman" w:cs="Times New Roman"/>
+                <w:color w:val="FF0000"/>
+              </w:rPr>
+              <w:t>Bianzhong</w:t>
+            </w:r>
+            <w:bookmarkStart w:id="0" w:name="_GoBack"/>
+            <w:bookmarkEnd w:id="0"/>
           </w:p>
         </w:tc>
       </w:tr>
@@ -1228,38 +1522,6 @@
                 <w:rFonts w:ascii="Times New Roman" w:hAnsi="Times New Roman" w:cs="Times New Roman"/>
               </w:rPr>
             </w:pPr>
-            <w:proofErr w:type="spellStart"/>
-            <w:r>
-              <w:rPr>
-                <w:rFonts w:ascii="Times New Roman" w:hAnsi="Times New Roman" w:cs="Times New Roman" w:hint="eastAsia"/>
-              </w:rPr>
-              <w:t>Mvt</w:t>
-            </w:r>
-            <w:proofErr w:type="spellEnd"/>
-            <w:r>
-              <w:rPr>
-                <w:rFonts w:ascii="Times New Roman" w:hAnsi="Times New Roman" w:cs="Times New Roman" w:hint="eastAsia"/>
-              </w:rPr>
-              <w:t xml:space="preserve"> 2 </w:t>
-            </w:r>
-            <w:r>
-              <w:rPr>
-                <w:rFonts w:ascii="Times New Roman" w:hAnsi="Times New Roman" w:cs="Times New Roman"/>
-              </w:rPr>
-              <w:t>–</w:t>
-            </w:r>
-            <w:r>
-              <w:rPr>
-                <w:rFonts w:ascii="Times New Roman" w:hAnsi="Times New Roman" w:cs="Times New Roman" w:hint="eastAsia"/>
-              </w:rPr>
-              <w:t xml:space="preserve"> 130</w:t>
-            </w:r>
-            <w:r>
-              <w:rPr>
-                <w:rFonts w:ascii="Times New Roman" w:hAnsi="Times New Roman" w:cs="Times New Roman"/>
-              </w:rPr>
-              <w:t>-145</w:t>
-            </w:r>
           </w:p>
         </w:tc>
         <w:tc>
@@ -1271,14 +1533,9 @@
               <w:jc w:val="center"/>
               <w:rPr>
                 <w:rFonts w:ascii="Times New Roman" w:hAnsi="Times New Roman" w:cs="Times New Roman"/>
-              </w:rPr>
-            </w:pPr>
-            <w:r>
-              <w:rPr>
-                <w:rFonts w:ascii="Times New Roman" w:hAnsi="Times New Roman" w:cs="Times New Roman" w:hint="eastAsia"/>
-              </w:rPr>
-              <w:t>Perc IV</w:t>
-            </w:r>
+                <w:lang w:val="en-GB"/>
+              </w:rPr>
+            </w:pPr>
           </w:p>
         </w:tc>
         <w:tc>
@@ -1291,18 +1548,763 @@
                 <w:rFonts w:ascii="Times New Roman" w:hAnsi="Times New Roman" w:cs="Times New Roman"/>
               </w:rPr>
             </w:pPr>
-            <w:r>
-              <w:rPr>
-                <w:rFonts w:ascii="Times New Roman" w:hAnsi="Times New Roman" w:cs="Times New Roman"/>
-              </w:rPr>
-              <w:t>No indication as to what instrument is playing this</w:t>
-            </w:r>
-            <w:r>
-              <w:rPr>
-                <w:rFonts w:ascii="Times New Roman" w:hAnsi="Times New Roman" w:cs="Times New Roman" w:hint="eastAsia"/>
-              </w:rPr>
-              <w:t>.</w:t>
-            </w:r>
+          </w:p>
+        </w:tc>
+        <w:tc>
+          <w:tcPr>
+            <w:tcW w:w="2711" w:type="dxa"/>
+            <w:vAlign w:val="center"/>
+          </w:tcPr>
+          <w:p>
+            <w:pPr>
+              <w:jc w:val="center"/>
+              <w:rPr>
+                <w:rFonts w:ascii="Times New Roman" w:hAnsi="Times New Roman" w:cs="Times New Roman"/>
+                <w:color w:val="FF0000"/>
+              </w:rPr>
+            </w:pPr>
+          </w:p>
+        </w:tc>
+      </w:tr>
+      <w:tr>
+        <w:trPr>
+          <w:trHeight w:val="552"/>
+        </w:trPr>
+        <w:tc>
+          <w:tcPr>
+            <w:tcW w:w="1129" w:type="dxa"/>
+          </w:tcPr>
+          <w:p>
+            <w:pPr>
+              <w:jc w:val="center"/>
+              <w:rPr>
+                <w:rFonts w:ascii="Times New Roman" w:hAnsi="Times New Roman" w:cs="Times New Roman"/>
+              </w:rPr>
+            </w:pPr>
+          </w:p>
+        </w:tc>
+        <w:tc>
+          <w:tcPr>
+            <w:tcW w:w="1985" w:type="dxa"/>
+          </w:tcPr>
+          <w:p>
+            <w:pPr>
+              <w:jc w:val="center"/>
+              <w:rPr>
+                <w:rFonts w:ascii="Times New Roman" w:hAnsi="Times New Roman" w:cs="Times New Roman"/>
+              </w:rPr>
+            </w:pPr>
+          </w:p>
+        </w:tc>
+        <w:tc>
+          <w:tcPr>
+            <w:tcW w:w="3260" w:type="dxa"/>
+          </w:tcPr>
+          <w:p>
+            <w:pPr>
+              <w:rPr>
+                <w:rFonts w:ascii="Times New Roman" w:hAnsi="Times New Roman" w:cs="Times New Roman"/>
+              </w:rPr>
+            </w:pPr>
+          </w:p>
+        </w:tc>
+        <w:tc>
+          <w:tcPr>
+            <w:tcW w:w="2711" w:type="dxa"/>
+            <w:vAlign w:val="center"/>
+          </w:tcPr>
+          <w:p>
+            <w:pPr>
+              <w:jc w:val="center"/>
+              <w:rPr>
+                <w:rFonts w:ascii="Times New Roman" w:hAnsi="Times New Roman" w:cs="Times New Roman"/>
+                <w:color w:val="FF0000"/>
+              </w:rPr>
+            </w:pPr>
+          </w:p>
+        </w:tc>
+      </w:tr>
+      <w:tr>
+        <w:trPr>
+          <w:trHeight w:val="552"/>
+        </w:trPr>
+        <w:tc>
+          <w:tcPr>
+            <w:tcW w:w="1129" w:type="dxa"/>
+          </w:tcPr>
+          <w:p>
+            <w:pPr>
+              <w:jc w:val="center"/>
+              <w:rPr>
+                <w:rFonts w:ascii="Times New Roman" w:hAnsi="Times New Roman" w:cs="Times New Roman"/>
+              </w:rPr>
+            </w:pPr>
+          </w:p>
+        </w:tc>
+        <w:tc>
+          <w:tcPr>
+            <w:tcW w:w="1985" w:type="dxa"/>
+          </w:tcPr>
+          <w:p>
+            <w:pPr>
+              <w:jc w:val="center"/>
+              <w:rPr>
+                <w:rFonts w:ascii="Times New Roman" w:hAnsi="Times New Roman" w:cs="Times New Roman"/>
+              </w:rPr>
+            </w:pPr>
+          </w:p>
+        </w:tc>
+        <w:tc>
+          <w:tcPr>
+            <w:tcW w:w="3260" w:type="dxa"/>
+          </w:tcPr>
+          <w:p>
+            <w:pPr>
+              <w:rPr>
+                <w:rFonts w:ascii="Times New Roman" w:hAnsi="Times New Roman" w:cs="Times New Roman"/>
+              </w:rPr>
+            </w:pPr>
+          </w:p>
+        </w:tc>
+        <w:tc>
+          <w:tcPr>
+            <w:tcW w:w="2711" w:type="dxa"/>
+            <w:vAlign w:val="center"/>
+          </w:tcPr>
+          <w:p>
+            <w:pPr>
+              <w:jc w:val="center"/>
+              <w:rPr>
+                <w:rFonts w:ascii="Times New Roman" w:hAnsi="Times New Roman" w:cs="Times New Roman"/>
+                <w:color w:val="FF0000"/>
+              </w:rPr>
+            </w:pPr>
+          </w:p>
+        </w:tc>
+      </w:tr>
+      <w:tr>
+        <w:trPr>
+          <w:trHeight w:val="552"/>
+        </w:trPr>
+        <w:tc>
+          <w:tcPr>
+            <w:tcW w:w="1129" w:type="dxa"/>
+          </w:tcPr>
+          <w:p>
+            <w:pPr>
+              <w:jc w:val="center"/>
+              <w:rPr>
+                <w:rFonts w:ascii="Times New Roman" w:hAnsi="Times New Roman" w:cs="Times New Roman"/>
+              </w:rPr>
+            </w:pPr>
+          </w:p>
+        </w:tc>
+        <w:tc>
+          <w:tcPr>
+            <w:tcW w:w="1985" w:type="dxa"/>
+          </w:tcPr>
+          <w:p>
+            <w:pPr>
+              <w:jc w:val="center"/>
+              <w:rPr>
+                <w:rFonts w:ascii="Times New Roman" w:hAnsi="Times New Roman" w:cs="Times New Roman"/>
+              </w:rPr>
+            </w:pPr>
+          </w:p>
+        </w:tc>
+        <w:tc>
+          <w:tcPr>
+            <w:tcW w:w="3260" w:type="dxa"/>
+          </w:tcPr>
+          <w:p>
+            <w:pPr>
+              <w:rPr>
+                <w:rFonts w:ascii="Times New Roman" w:hAnsi="Times New Roman" w:cs="Times New Roman"/>
+              </w:rPr>
+            </w:pPr>
+          </w:p>
+        </w:tc>
+        <w:tc>
+          <w:tcPr>
+            <w:tcW w:w="2711" w:type="dxa"/>
+            <w:vAlign w:val="center"/>
+          </w:tcPr>
+          <w:p>
+            <w:pPr>
+              <w:jc w:val="center"/>
+              <w:rPr>
+                <w:rFonts w:ascii="Times New Roman" w:hAnsi="Times New Roman" w:cs="Times New Roman"/>
+                <w:color w:val="FF0000"/>
+              </w:rPr>
+            </w:pPr>
+          </w:p>
+        </w:tc>
+      </w:tr>
+      <w:tr>
+        <w:trPr>
+          <w:trHeight w:val="552"/>
+        </w:trPr>
+        <w:tc>
+          <w:tcPr>
+            <w:tcW w:w="1129" w:type="dxa"/>
+          </w:tcPr>
+          <w:p>
+            <w:pPr>
+              <w:jc w:val="center"/>
+              <w:rPr>
+                <w:rFonts w:ascii="Times New Roman" w:hAnsi="Times New Roman" w:cs="Times New Roman"/>
+              </w:rPr>
+            </w:pPr>
+          </w:p>
+        </w:tc>
+        <w:tc>
+          <w:tcPr>
+            <w:tcW w:w="1985" w:type="dxa"/>
+          </w:tcPr>
+          <w:p>
+            <w:pPr>
+              <w:jc w:val="center"/>
+              <w:rPr>
+                <w:rFonts w:ascii="Times New Roman" w:hAnsi="Times New Roman" w:cs="Times New Roman"/>
+              </w:rPr>
+            </w:pPr>
+          </w:p>
+        </w:tc>
+        <w:tc>
+          <w:tcPr>
+            <w:tcW w:w="3260" w:type="dxa"/>
+          </w:tcPr>
+          <w:p>
+            <w:pPr>
+              <w:rPr>
+                <w:rFonts w:ascii="Times New Roman" w:hAnsi="Times New Roman" w:cs="Times New Roman"/>
+              </w:rPr>
+            </w:pPr>
+          </w:p>
+        </w:tc>
+        <w:tc>
+          <w:tcPr>
+            <w:tcW w:w="2711" w:type="dxa"/>
+            <w:vAlign w:val="center"/>
+          </w:tcPr>
+          <w:p>
+            <w:pPr>
+              <w:jc w:val="center"/>
+              <w:rPr>
+                <w:rFonts w:ascii="Times New Roman" w:hAnsi="Times New Roman" w:cs="Times New Roman"/>
+                <w:color w:val="FF0000"/>
+              </w:rPr>
+            </w:pPr>
+          </w:p>
+        </w:tc>
+      </w:tr>
+      <w:tr>
+        <w:trPr>
+          <w:trHeight w:val="552"/>
+        </w:trPr>
+        <w:tc>
+          <w:tcPr>
+            <w:tcW w:w="1129" w:type="dxa"/>
+          </w:tcPr>
+          <w:p>
+            <w:pPr>
+              <w:jc w:val="center"/>
+              <w:rPr>
+                <w:rFonts w:ascii="Times New Roman" w:hAnsi="Times New Roman" w:cs="Times New Roman"/>
+              </w:rPr>
+            </w:pPr>
+          </w:p>
+        </w:tc>
+        <w:tc>
+          <w:tcPr>
+            <w:tcW w:w="1985" w:type="dxa"/>
+          </w:tcPr>
+          <w:p>
+            <w:pPr>
+              <w:jc w:val="center"/>
+              <w:rPr>
+                <w:rFonts w:ascii="Times New Roman" w:hAnsi="Times New Roman" w:cs="Times New Roman"/>
+                <w:lang w:val="en-US"/>
+              </w:rPr>
+            </w:pPr>
+          </w:p>
+        </w:tc>
+        <w:tc>
+          <w:tcPr>
+            <w:tcW w:w="3260" w:type="dxa"/>
+          </w:tcPr>
+          <w:p>
+            <w:pPr>
+              <w:rPr>
+                <w:rFonts w:ascii="Times New Roman" w:hAnsi="Times New Roman" w:cs="Times New Roman"/>
+              </w:rPr>
+            </w:pPr>
+          </w:p>
+        </w:tc>
+        <w:tc>
+          <w:tcPr>
+            <w:tcW w:w="2711" w:type="dxa"/>
+            <w:vAlign w:val="center"/>
+          </w:tcPr>
+          <w:p>
+            <w:pPr>
+              <w:jc w:val="center"/>
+              <w:rPr>
+                <w:rFonts w:ascii="Times New Roman" w:hAnsi="Times New Roman" w:cs="Times New Roman"/>
+                <w:color w:val="FF0000"/>
+              </w:rPr>
+            </w:pPr>
+          </w:p>
+        </w:tc>
+      </w:tr>
+      <w:tr>
+        <w:trPr>
+          <w:trHeight w:val="552"/>
+        </w:trPr>
+        <w:tc>
+          <w:tcPr>
+            <w:tcW w:w="1129" w:type="dxa"/>
+          </w:tcPr>
+          <w:p>
+            <w:pPr>
+              <w:jc w:val="center"/>
+              <w:rPr>
+                <w:rFonts w:ascii="Times New Roman" w:hAnsi="Times New Roman" w:cs="Times New Roman"/>
+              </w:rPr>
+            </w:pPr>
+          </w:p>
+        </w:tc>
+        <w:tc>
+          <w:tcPr>
+            <w:tcW w:w="1985" w:type="dxa"/>
+          </w:tcPr>
+          <w:p>
+            <w:pPr>
+              <w:jc w:val="center"/>
+              <w:rPr>
+                <w:rFonts w:ascii="Times New Roman" w:hAnsi="Times New Roman" w:cs="Times New Roman"/>
+              </w:rPr>
+            </w:pPr>
+          </w:p>
+        </w:tc>
+        <w:tc>
+          <w:tcPr>
+            <w:tcW w:w="3260" w:type="dxa"/>
+          </w:tcPr>
+          <w:p>
+            <w:pPr>
+              <w:rPr>
+                <w:rFonts w:ascii="Times New Roman" w:hAnsi="Times New Roman" w:cs="Times New Roman"/>
+              </w:rPr>
+            </w:pPr>
+          </w:p>
+        </w:tc>
+        <w:tc>
+          <w:tcPr>
+            <w:tcW w:w="2711" w:type="dxa"/>
+            <w:vAlign w:val="center"/>
+          </w:tcPr>
+          <w:p>
+            <w:pPr>
+              <w:jc w:val="center"/>
+              <w:rPr>
+                <w:rFonts w:ascii="Times New Roman" w:hAnsi="Times New Roman" w:cs="Times New Roman"/>
+                <w:color w:val="FF0000"/>
+              </w:rPr>
+            </w:pPr>
+          </w:p>
+        </w:tc>
+      </w:tr>
+      <w:tr>
+        <w:trPr>
+          <w:trHeight w:val="552"/>
+        </w:trPr>
+        <w:tc>
+          <w:tcPr>
+            <w:tcW w:w="1129" w:type="dxa"/>
+          </w:tcPr>
+          <w:p>
+            <w:pPr>
+              <w:jc w:val="center"/>
+              <w:rPr>
+                <w:rFonts w:ascii="Times New Roman" w:hAnsi="Times New Roman" w:cs="Times New Roman"/>
+              </w:rPr>
+            </w:pPr>
+          </w:p>
+        </w:tc>
+        <w:tc>
+          <w:tcPr>
+            <w:tcW w:w="1985" w:type="dxa"/>
+          </w:tcPr>
+          <w:p>
+            <w:pPr>
+              <w:jc w:val="center"/>
+              <w:rPr>
+                <w:rFonts w:ascii="Times New Roman" w:hAnsi="Times New Roman" w:cs="Times New Roman"/>
+              </w:rPr>
+            </w:pPr>
+          </w:p>
+        </w:tc>
+        <w:tc>
+          <w:tcPr>
+            <w:tcW w:w="3260" w:type="dxa"/>
+          </w:tcPr>
+          <w:p>
+            <w:pPr>
+              <w:rPr>
+                <w:rFonts w:ascii="Times New Roman" w:hAnsi="Times New Roman" w:cs="Times New Roman"/>
+              </w:rPr>
+            </w:pPr>
+          </w:p>
+        </w:tc>
+        <w:tc>
+          <w:tcPr>
+            <w:tcW w:w="2711" w:type="dxa"/>
+            <w:vAlign w:val="center"/>
+          </w:tcPr>
+          <w:p>
+            <w:pPr>
+              <w:jc w:val="center"/>
+              <w:rPr>
+                <w:rFonts w:ascii="Times New Roman" w:hAnsi="Times New Roman" w:cs="Times New Roman"/>
+                <w:color w:val="FF0000"/>
+              </w:rPr>
+            </w:pPr>
+          </w:p>
+        </w:tc>
+      </w:tr>
+      <w:tr>
+        <w:trPr>
+          <w:trHeight w:val="552"/>
+        </w:trPr>
+        <w:tc>
+          <w:tcPr>
+            <w:tcW w:w="1129" w:type="dxa"/>
+          </w:tcPr>
+          <w:p>
+            <w:pPr>
+              <w:jc w:val="center"/>
+              <w:rPr>
+                <w:rFonts w:ascii="Times New Roman" w:hAnsi="Times New Roman" w:cs="Times New Roman"/>
+              </w:rPr>
+            </w:pPr>
+          </w:p>
+        </w:tc>
+        <w:tc>
+          <w:tcPr>
+            <w:tcW w:w="1985" w:type="dxa"/>
+          </w:tcPr>
+          <w:p>
+            <w:pPr>
+              <w:jc w:val="center"/>
+              <w:rPr>
+                <w:rFonts w:ascii="Times New Roman" w:hAnsi="Times New Roman" w:cs="Times New Roman"/>
+              </w:rPr>
+            </w:pPr>
+          </w:p>
+        </w:tc>
+        <w:tc>
+          <w:tcPr>
+            <w:tcW w:w="3260" w:type="dxa"/>
+          </w:tcPr>
+          <w:p>
+            <w:pPr>
+              <w:rPr>
+                <w:rFonts w:ascii="Times New Roman" w:hAnsi="Times New Roman" w:cs="Times New Roman"/>
+              </w:rPr>
+            </w:pPr>
+          </w:p>
+        </w:tc>
+        <w:tc>
+          <w:tcPr>
+            <w:tcW w:w="2711" w:type="dxa"/>
+            <w:vAlign w:val="center"/>
+          </w:tcPr>
+          <w:p>
+            <w:pPr>
+              <w:jc w:val="center"/>
+              <w:rPr>
+                <w:rFonts w:ascii="Times New Roman" w:hAnsi="Times New Roman" w:cs="Times New Roman"/>
+                <w:color w:val="FF0000"/>
+              </w:rPr>
+            </w:pPr>
+          </w:p>
+        </w:tc>
+      </w:tr>
+      <w:tr>
+        <w:trPr>
+          <w:trHeight w:val="552"/>
+        </w:trPr>
+        <w:tc>
+          <w:tcPr>
+            <w:tcW w:w="1129" w:type="dxa"/>
+          </w:tcPr>
+          <w:p>
+            <w:pPr>
+              <w:jc w:val="center"/>
+              <w:rPr>
+                <w:rFonts w:ascii="Times New Roman" w:hAnsi="Times New Roman" w:cs="Times New Roman"/>
+              </w:rPr>
+            </w:pPr>
+          </w:p>
+        </w:tc>
+        <w:tc>
+          <w:tcPr>
+            <w:tcW w:w="1985" w:type="dxa"/>
+          </w:tcPr>
+          <w:p>
+            <w:pPr>
+              <w:jc w:val="center"/>
+              <w:rPr>
+                <w:rFonts w:ascii="Times New Roman" w:hAnsi="Times New Roman" w:cs="Times New Roman"/>
+              </w:rPr>
+            </w:pPr>
+          </w:p>
+        </w:tc>
+        <w:tc>
+          <w:tcPr>
+            <w:tcW w:w="3260" w:type="dxa"/>
+          </w:tcPr>
+          <w:p>
+            <w:pPr>
+              <w:rPr>
+                <w:rFonts w:ascii="Times New Roman" w:hAnsi="Times New Roman" w:cs="Times New Roman"/>
+              </w:rPr>
+            </w:pPr>
+          </w:p>
+        </w:tc>
+        <w:tc>
+          <w:tcPr>
+            <w:tcW w:w="2711" w:type="dxa"/>
+            <w:vAlign w:val="center"/>
+          </w:tcPr>
+          <w:p>
+            <w:pPr>
+              <w:jc w:val="center"/>
+              <w:rPr>
+                <w:rFonts w:ascii="Times New Roman" w:hAnsi="Times New Roman" w:cs="Times New Roman"/>
+                <w:color w:val="FF0000"/>
+              </w:rPr>
+            </w:pPr>
+          </w:p>
+        </w:tc>
+      </w:tr>
+      <w:tr>
+        <w:trPr>
+          <w:trHeight w:val="552"/>
+        </w:trPr>
+        <w:tc>
+          <w:tcPr>
+            <w:tcW w:w="1129" w:type="dxa"/>
+          </w:tcPr>
+          <w:p>
+            <w:pPr>
+              <w:jc w:val="center"/>
+              <w:rPr>
+                <w:rFonts w:ascii="Times New Roman" w:hAnsi="Times New Roman" w:cs="Times New Roman"/>
+              </w:rPr>
+            </w:pPr>
+          </w:p>
+        </w:tc>
+        <w:tc>
+          <w:tcPr>
+            <w:tcW w:w="1985" w:type="dxa"/>
+          </w:tcPr>
+          <w:p>
+            <w:pPr>
+              <w:jc w:val="center"/>
+              <w:rPr>
+                <w:rFonts w:ascii="Times New Roman" w:hAnsi="Times New Roman" w:cs="Times New Roman"/>
+              </w:rPr>
+            </w:pPr>
+          </w:p>
+        </w:tc>
+        <w:tc>
+          <w:tcPr>
+            <w:tcW w:w="3260" w:type="dxa"/>
+          </w:tcPr>
+          <w:p>
+            <w:pPr>
+              <w:rPr>
+                <w:rFonts w:ascii="Times New Roman" w:hAnsi="Times New Roman" w:cs="Times New Roman"/>
+              </w:rPr>
+            </w:pPr>
+          </w:p>
+        </w:tc>
+        <w:tc>
+          <w:tcPr>
+            <w:tcW w:w="2711" w:type="dxa"/>
+            <w:vAlign w:val="center"/>
+          </w:tcPr>
+          <w:p>
+            <w:pPr>
+              <w:jc w:val="center"/>
+              <w:rPr>
+                <w:rFonts w:ascii="Times New Roman" w:hAnsi="Times New Roman" w:cs="Times New Roman"/>
+                <w:color w:val="FF0000"/>
+              </w:rPr>
+            </w:pPr>
+          </w:p>
+        </w:tc>
+      </w:tr>
+      <w:tr>
+        <w:trPr>
+          <w:trHeight w:val="552"/>
+        </w:trPr>
+        <w:tc>
+          <w:tcPr>
+            <w:tcW w:w="1129" w:type="dxa"/>
+          </w:tcPr>
+          <w:p>
+            <w:pPr>
+              <w:jc w:val="center"/>
+              <w:rPr>
+                <w:rFonts w:ascii="Times New Roman" w:hAnsi="Times New Roman" w:cs="Times New Roman"/>
+              </w:rPr>
+            </w:pPr>
+          </w:p>
+        </w:tc>
+        <w:tc>
+          <w:tcPr>
+            <w:tcW w:w="1985" w:type="dxa"/>
+          </w:tcPr>
+          <w:p>
+            <w:pPr>
+              <w:jc w:val="center"/>
+              <w:rPr>
+                <w:rFonts w:ascii="Times New Roman" w:hAnsi="Times New Roman" w:cs="Times New Roman"/>
+                <w:lang w:val="en-US"/>
+              </w:rPr>
+            </w:pPr>
+          </w:p>
+        </w:tc>
+        <w:tc>
+          <w:tcPr>
+            <w:tcW w:w="3260" w:type="dxa"/>
+          </w:tcPr>
+          <w:p>
+            <w:pPr>
+              <w:rPr>
+                <w:rFonts w:ascii="Times New Roman" w:hAnsi="Times New Roman" w:cs="Times New Roman"/>
+              </w:rPr>
+            </w:pPr>
+          </w:p>
+        </w:tc>
+        <w:tc>
+          <w:tcPr>
+            <w:tcW w:w="2711" w:type="dxa"/>
+            <w:vAlign w:val="center"/>
+          </w:tcPr>
+          <w:p>
+            <w:pPr>
+              <w:jc w:val="center"/>
+              <w:rPr>
+                <w:rFonts w:ascii="Times New Roman" w:hAnsi="Times New Roman" w:cs="Times New Roman"/>
+                <w:color w:val="FF0000"/>
+              </w:rPr>
+            </w:pPr>
+          </w:p>
+        </w:tc>
+      </w:tr>
+      <w:tr>
+        <w:trPr>
+          <w:trHeight w:val="552"/>
+        </w:trPr>
+        <w:tc>
+          <w:tcPr>
+            <w:tcW w:w="1129" w:type="dxa"/>
+          </w:tcPr>
+          <w:p>
+            <w:pPr>
+              <w:jc w:val="center"/>
+              <w:rPr>
+                <w:rFonts w:ascii="Times New Roman" w:hAnsi="Times New Roman" w:cs="Times New Roman"/>
+              </w:rPr>
+            </w:pPr>
+          </w:p>
+        </w:tc>
+        <w:tc>
+          <w:tcPr>
+            <w:tcW w:w="1985" w:type="dxa"/>
+          </w:tcPr>
+          <w:p>
+            <w:pPr>
+              <w:jc w:val="center"/>
+              <w:rPr>
+                <w:rFonts w:ascii="Times New Roman" w:hAnsi="Times New Roman" w:cs="Times New Roman"/>
+              </w:rPr>
+            </w:pPr>
+          </w:p>
+        </w:tc>
+        <w:tc>
+          <w:tcPr>
+            <w:tcW w:w="3260" w:type="dxa"/>
+          </w:tcPr>
+          <w:p>
+            <w:pPr>
+              <w:rPr>
+                <w:rFonts w:ascii="Times New Roman" w:hAnsi="Times New Roman" w:cs="Times New Roman"/>
+              </w:rPr>
+            </w:pPr>
+          </w:p>
+        </w:tc>
+        <w:tc>
+          <w:tcPr>
+            <w:tcW w:w="2711" w:type="dxa"/>
+            <w:vAlign w:val="center"/>
+          </w:tcPr>
+          <w:p>
+            <w:pPr>
+              <w:jc w:val="center"/>
+              <w:rPr>
+                <w:rFonts w:ascii="Times New Roman" w:hAnsi="Times New Roman" w:cs="Times New Roman"/>
+                <w:color w:val="FF0000"/>
+              </w:rPr>
+            </w:pPr>
+          </w:p>
+        </w:tc>
+      </w:tr>
+      <w:tr>
+        <w:trPr>
+          <w:trHeight w:val="552"/>
+        </w:trPr>
+        <w:tc>
+          <w:tcPr>
+            <w:tcW w:w="1129" w:type="dxa"/>
+          </w:tcPr>
+          <w:p>
+            <w:pPr>
+              <w:jc w:val="center"/>
+              <w:rPr>
+                <w:rFonts w:ascii="Times New Roman" w:hAnsi="Times New Roman" w:cs="Times New Roman"/>
+              </w:rPr>
+            </w:pPr>
+          </w:p>
+        </w:tc>
+        <w:tc>
+          <w:tcPr>
+            <w:tcW w:w="1985" w:type="dxa"/>
+          </w:tcPr>
+          <w:p>
+            <w:pPr>
+              <w:jc w:val="center"/>
+              <w:rPr>
+                <w:rFonts w:ascii="Times New Roman" w:hAnsi="Times New Roman" w:cs="Times New Roman"/>
+                <w:lang w:val="en-US"/>
+              </w:rPr>
+            </w:pPr>
+          </w:p>
+        </w:tc>
+        <w:tc>
+          <w:tcPr>
+            <w:tcW w:w="3260" w:type="dxa"/>
+          </w:tcPr>
+          <w:p>
+            <w:pPr>
+              <w:rPr>
+                <w:rFonts w:ascii="Times New Roman" w:hAnsi="Times New Roman" w:cs="Times New Roman"/>
+              </w:rPr>
+            </w:pPr>
           </w:p>
         </w:tc>
         <w:tc>
@@ -1413,7 +2415,7 @@
 </file>
 
 <file path=word/endnotes.xml><?xml version="1.0" encoding="utf-8"?>
-<w:endnotes xmlns:wpc="http://schemas.microsoft.com/office/word/2010/wordprocessingCanvas" xmlns:cx="http://schemas.microsoft.com/office/drawing/2014/chartex" xmlns:cx1="http://schemas.microsoft.com/office/drawing/2015/9/8/chartex" xmlns:cx2="http://schemas.microsoft.com/office/drawing/2015/10/21/chartex" xmlns:cx3="http://schemas.microsoft.com/office/drawing/2016/5/9/chartex" xmlns:cx4="http://schemas.microsoft.com/office/drawing/2016/5/10/chartex" xmlns:cx5="http://schemas.microsoft.com/office/drawing/2016/5/11/chartex" xmlns:cx6="http://schemas.microsoft.com/office/drawing/2016/5/12/chartex" xmlns:cx7="http://schemas.microsoft.com/office/drawing/2016/5/13/chartex" xmlns:cx8="http://schemas.microsoft.com/office/drawing/2016/5/14/chartex" xmlns:mc="http://schemas.openxmlformats.org/markup-compatibility/2006" xmlns:aink="http://schemas.microsoft.com/office/drawing/2016/ink" xmlns:am3d="http://schemas.microsoft.com/office/drawing/2017/model3d" xmlns:o="urn:schemas-microsoft-com:office:office" xmlns:oel="http://schemas.microsoft.com/office/2019/extlst" xmlns:r="http://schemas.openxmlformats.org/officeDocument/2006/relationships" xmlns:m="http://schemas.openxmlformats.org/officeDocument/2006/math" xmlns:v="urn:schemas-microsoft-com:vml" xmlns:wp14="http://schemas.microsoft.com/office/word/2010/wordprocessingDrawing" xmlns:wp="http://schemas.openxmlformats.org/drawingml/2006/wordprocessingDrawing" xmlns:w10="urn:schemas-microsoft-com:office:word" xmlns:w="http://schemas.openxmlformats.org/wordprocessingml/2006/main" xmlns:w14="http://schemas.microsoft.com/office/word/2010/wordml" xmlns:w15="http://schemas.microsoft.com/office/word/2012/wordml" xmlns:w16cex="http://schemas.microsoft.com/office/word/2018/wordml/cex" xmlns:w16cid="http://schemas.microsoft.com/office/word/2016/wordml/cid" xmlns:w16="http://schemas.microsoft.com/office/word/2018/wordml" xmlns:w16du="http://schemas.microsoft.com/office/word/2023/wordml/word16du" xmlns:w16sdtdh="http://schemas.microsoft.com/office/word/2020/wordml/sdtdatahash" xmlns:w16se="http://schemas.microsoft.com/office/word/2015/wordml/symex" xmlns:wpg="http://schemas.microsoft.com/office/word/2010/wordprocessingGroup" xmlns:wpi="http://schemas.microsoft.com/office/word/2010/wordprocessingInk" xmlns:wne="http://schemas.microsoft.com/office/word/2006/wordml" xmlns:wps="http://schemas.microsoft.com/office/word/2010/wordprocessingShape" mc:Ignorable="w14 w15 w16se w16cid w16 w16cex w16sdtdh w16du wp14">
+<w:endnotes xmlns:wpc="http://schemas.microsoft.com/office/word/2010/wordprocessingCanvas" xmlns:cx="http://schemas.microsoft.com/office/drawing/2014/chartex" xmlns:cx1="http://schemas.microsoft.com/office/drawing/2015/9/8/chartex" xmlns:cx2="http://schemas.microsoft.com/office/drawing/2015/10/21/chartex" xmlns:cx3="http://schemas.microsoft.com/office/drawing/2016/5/9/chartex" xmlns:cx4="http://schemas.microsoft.com/office/drawing/2016/5/10/chartex" xmlns:cx5="http://schemas.microsoft.com/office/drawing/2016/5/11/chartex" xmlns:cx6="http://schemas.microsoft.com/office/drawing/2016/5/12/chartex" xmlns:cx7="http://schemas.microsoft.com/office/drawing/2016/5/13/chartex" xmlns:cx8="http://schemas.microsoft.com/office/drawing/2016/5/14/chartex" xmlns:mc="http://schemas.openxmlformats.org/markup-compatibility/2006" xmlns:aink="http://schemas.microsoft.com/office/drawing/2016/ink" xmlns:am3d="http://schemas.microsoft.com/office/drawing/2017/model3d" xmlns:o="urn:schemas-microsoft-com:office:office" xmlns:r="http://schemas.openxmlformats.org/officeDocument/2006/relationships" xmlns:m="http://schemas.openxmlformats.org/officeDocument/2006/math" xmlns:v="urn:schemas-microsoft-com:vml" xmlns:wp14="http://schemas.microsoft.com/office/word/2010/wordprocessingDrawing" xmlns:wp="http://schemas.openxmlformats.org/drawingml/2006/wordprocessingDrawing" xmlns:w10="urn:schemas-microsoft-com:office:word" xmlns:w="http://schemas.openxmlformats.org/wordprocessingml/2006/main" xmlns:w14="http://schemas.microsoft.com/office/word/2010/wordml" xmlns:w15="http://schemas.microsoft.com/office/word/2012/wordml" xmlns:w16cid="http://schemas.microsoft.com/office/word/2016/wordml/cid" xmlns:w16se="http://schemas.microsoft.com/office/word/2015/wordml/symex" xmlns:wpg="http://schemas.microsoft.com/office/word/2010/wordprocessingGroup" xmlns:wpi="http://schemas.microsoft.com/office/word/2010/wordprocessingInk" xmlns:wne="http://schemas.microsoft.com/office/word/2006/wordml" xmlns:wps="http://schemas.microsoft.com/office/word/2010/wordprocessingShape" mc:Ignorable="w14 w15 w16se w16cid wp14">
   <w:endnote w:type="separator" w:id="-1">
     <w:p>
       <w:r>
@@ -1432,7 +2434,7 @@
 </file>
 
 <file path=word/footnotes.xml><?xml version="1.0" encoding="utf-8"?>
-<w:footnotes xmlns:wpc="http://schemas.microsoft.com/office/word/2010/wordprocessingCanvas" xmlns:cx="http://schemas.microsoft.com/office/drawing/2014/chartex" xmlns:cx1="http://schemas.microsoft.com/office/drawing/2015/9/8/chartex" xmlns:cx2="http://schemas.microsoft.com/office/drawing/2015/10/21/chartex" xmlns:cx3="http://schemas.microsoft.com/office/drawing/2016/5/9/chartex" xmlns:cx4="http://schemas.microsoft.com/office/drawing/2016/5/10/chartex" xmlns:cx5="http://schemas.microsoft.com/office/drawing/2016/5/11/chartex" xmlns:cx6="http://schemas.microsoft.com/office/drawing/2016/5/12/chartex" xmlns:cx7="http://schemas.microsoft.com/office/drawing/2016/5/13/chartex" xmlns:cx8="http://schemas.microsoft.com/office/drawing/2016/5/14/chartex" xmlns:mc="http://schemas.openxmlformats.org/markup-compatibility/2006" xmlns:aink="http://schemas.microsoft.com/office/drawing/2016/ink" xmlns:am3d="http://schemas.microsoft.com/office/drawing/2017/model3d" xmlns:o="urn:schemas-microsoft-com:office:office" xmlns:oel="http://schemas.microsoft.com/office/2019/extlst" xmlns:r="http://schemas.openxmlformats.org/officeDocument/2006/relationships" xmlns:m="http://schemas.openxmlformats.org/officeDocument/2006/math" xmlns:v="urn:schemas-microsoft-com:vml" xmlns:wp14="http://schemas.microsoft.com/office/word/2010/wordprocessingDrawing" xmlns:wp="http://schemas.openxmlformats.org/drawingml/2006/wordprocessingDrawing" xmlns:w10="urn:schemas-microsoft-com:office:word" xmlns:w="http://schemas.openxmlformats.org/wordprocessingml/2006/main" xmlns:w14="http://schemas.microsoft.com/office/word/2010/wordml" xmlns:w15="http://schemas.microsoft.com/office/word/2012/wordml" xmlns:w16cex="http://schemas.microsoft.com/office/word/2018/wordml/cex" xmlns:w16cid="http://schemas.microsoft.com/office/word/2016/wordml/cid" xmlns:w16="http://schemas.microsoft.com/office/word/2018/wordml" xmlns:w16du="http://schemas.microsoft.com/office/word/2023/wordml/word16du" xmlns:w16sdtdh="http://schemas.microsoft.com/office/word/2020/wordml/sdtdatahash" xmlns:w16se="http://schemas.microsoft.com/office/word/2015/wordml/symex" xmlns:wpg="http://schemas.microsoft.com/office/word/2010/wordprocessingGroup" xmlns:wpi="http://schemas.microsoft.com/office/word/2010/wordprocessingInk" xmlns:wne="http://schemas.microsoft.com/office/word/2006/wordml" xmlns:wps="http://schemas.microsoft.com/office/word/2010/wordprocessingShape" mc:Ignorable="w14 w15 w16se w16cid w16 w16cex w16sdtdh w16du wp14">
+<w:footnotes xmlns:wpc="http://schemas.microsoft.com/office/word/2010/wordprocessingCanvas" xmlns:cx="http://schemas.microsoft.com/office/drawing/2014/chartex" xmlns:cx1="http://schemas.microsoft.com/office/drawing/2015/9/8/chartex" xmlns:cx2="http://schemas.microsoft.com/office/drawing/2015/10/21/chartex" xmlns:cx3="http://schemas.microsoft.com/office/drawing/2016/5/9/chartex" xmlns:cx4="http://schemas.microsoft.com/office/drawing/2016/5/10/chartex" xmlns:cx5="http://schemas.microsoft.com/office/drawing/2016/5/11/chartex" xmlns:cx6="http://schemas.microsoft.com/office/drawing/2016/5/12/chartex" xmlns:cx7="http://schemas.microsoft.com/office/drawing/2016/5/13/chartex" xmlns:cx8="http://schemas.microsoft.com/office/drawing/2016/5/14/chartex" xmlns:mc="http://schemas.openxmlformats.org/markup-compatibility/2006" xmlns:aink="http://schemas.microsoft.com/office/drawing/2016/ink" xmlns:am3d="http://schemas.microsoft.com/office/drawing/2017/model3d" xmlns:o="urn:schemas-microsoft-com:office:office" xmlns:r="http://schemas.openxmlformats.org/officeDocument/2006/relationships" xmlns:m="http://schemas.openxmlformats.org/officeDocument/2006/math" xmlns:v="urn:schemas-microsoft-com:vml" xmlns:wp14="http://schemas.microsoft.com/office/word/2010/wordprocessingDrawing" xmlns:wp="http://schemas.openxmlformats.org/drawingml/2006/wordprocessingDrawing" xmlns:w10="urn:schemas-microsoft-com:office:word" xmlns:w="http://schemas.openxmlformats.org/wordprocessingml/2006/main" xmlns:w14="http://schemas.microsoft.com/office/word/2010/wordml" xmlns:w15="http://schemas.microsoft.com/office/word/2012/wordml" xmlns:w16cid="http://schemas.microsoft.com/office/word/2016/wordml/cid" xmlns:w16se="http://schemas.microsoft.com/office/word/2015/wordml/symex" xmlns:wpg="http://schemas.microsoft.com/office/word/2010/wordprocessingGroup" xmlns:wpi="http://schemas.microsoft.com/office/word/2010/wordprocessingInk" xmlns:wne="http://schemas.microsoft.com/office/word/2006/wordml" xmlns:wps="http://schemas.microsoft.com/office/word/2010/wordprocessingShape" mc:Ignorable="w14 w15 w16se w16cid wp14">
   <w:footnote w:type="separator" w:id="-1">
     <w:p>
       <w:r>
@@ -1451,7 +2453,7 @@
 </file>
 
 <file path=word/numbering.xml><?xml version="1.0" encoding="utf-8"?>
-<w:numbering xmlns:wpc="http://schemas.microsoft.com/office/word/2010/wordprocessingCanvas" xmlns:cx="http://schemas.microsoft.com/office/drawing/2014/chartex" xmlns:cx1="http://schemas.microsoft.com/office/drawing/2015/9/8/chartex" xmlns:cx2="http://schemas.microsoft.com/office/drawing/2015/10/21/chartex" xmlns:cx3="http://schemas.microsoft.com/office/drawing/2016/5/9/chartex" xmlns:cx4="http://schemas.microsoft.com/office/drawing/2016/5/10/chartex" xmlns:cx5="http://schemas.microsoft.com/office/drawing/2016/5/11/chartex" xmlns:cx6="http://schemas.microsoft.com/office/drawing/2016/5/12/chartex" xmlns:cx7="http://schemas.microsoft.com/office/drawing/2016/5/13/chartex" xmlns:cx8="http://schemas.microsoft.com/office/drawing/2016/5/14/chartex" xmlns:mc="http://schemas.openxmlformats.org/markup-compatibility/2006" xmlns:aink="http://schemas.microsoft.com/office/drawing/2016/ink" xmlns:am3d="http://schemas.microsoft.com/office/drawing/2017/model3d" xmlns:o="urn:schemas-microsoft-com:office:office" xmlns:oel="http://schemas.microsoft.com/office/2019/extlst" xmlns:r="http://schemas.openxmlformats.org/officeDocument/2006/relationships" xmlns:m="http://schemas.openxmlformats.org/officeDocument/2006/math" xmlns:v="urn:schemas-microsoft-com:vml" xmlns:wp14="http://schemas.microsoft.com/office/word/2010/wordprocessingDrawing" xmlns:wp="http://schemas.openxmlformats.org/drawingml/2006/wordprocessingDrawing" xmlns:w10="urn:schemas-microsoft-com:office:word" xmlns:w="http://schemas.openxmlformats.org/wordprocessingml/2006/main" xmlns:w14="http://schemas.microsoft.com/office/word/2010/wordml" xmlns:w15="http://schemas.microsoft.com/office/word/2012/wordml" xmlns:w16cex="http://schemas.microsoft.com/office/word/2018/wordml/cex" xmlns:w16cid="http://schemas.microsoft.com/office/word/2016/wordml/cid" xmlns:w16="http://schemas.microsoft.com/office/word/2018/wordml" xmlns:w16du="http://schemas.microsoft.com/office/word/2023/wordml/word16du" xmlns:w16sdtdh="http://schemas.microsoft.com/office/word/2020/wordml/sdtdatahash" xmlns:w16se="http://schemas.microsoft.com/office/word/2015/wordml/symex" xmlns:wpg="http://schemas.microsoft.com/office/word/2010/wordprocessingGroup" xmlns:wpi="http://schemas.microsoft.com/office/word/2010/wordprocessingInk" xmlns:wne="http://schemas.microsoft.com/office/word/2006/wordml" xmlns:wps="http://schemas.microsoft.com/office/word/2010/wordprocessingShape" mc:Ignorable="w14 w15 w16se w16cid w16 w16cex w16sdtdh w16du wp14">
+<w:numbering xmlns:wpc="http://schemas.microsoft.com/office/word/2010/wordprocessingCanvas" xmlns:cx="http://schemas.microsoft.com/office/drawing/2014/chartex" xmlns:cx1="http://schemas.microsoft.com/office/drawing/2015/9/8/chartex" xmlns:cx2="http://schemas.microsoft.com/office/drawing/2015/10/21/chartex" xmlns:cx3="http://schemas.microsoft.com/office/drawing/2016/5/9/chartex" xmlns:cx4="http://schemas.microsoft.com/office/drawing/2016/5/10/chartex" xmlns:cx5="http://schemas.microsoft.com/office/drawing/2016/5/11/chartex" xmlns:cx6="http://schemas.microsoft.com/office/drawing/2016/5/12/chartex" xmlns:cx7="http://schemas.microsoft.com/office/drawing/2016/5/13/chartex" xmlns:cx8="http://schemas.microsoft.com/office/drawing/2016/5/14/chartex" xmlns:mc="http://schemas.openxmlformats.org/markup-compatibility/2006" xmlns:aink="http://schemas.microsoft.com/office/drawing/2016/ink" xmlns:am3d="http://schemas.microsoft.com/office/drawing/2017/model3d" xmlns:o="urn:schemas-microsoft-com:office:office" xmlns:r="http://schemas.openxmlformats.org/officeDocument/2006/relationships" xmlns:m="http://schemas.openxmlformats.org/officeDocument/2006/math" xmlns:v="urn:schemas-microsoft-com:vml" xmlns:wp14="http://schemas.microsoft.com/office/word/2010/wordprocessingDrawing" xmlns:wp="http://schemas.openxmlformats.org/drawingml/2006/wordprocessingDrawing" xmlns:w10="urn:schemas-microsoft-com:office:word" xmlns:w="http://schemas.openxmlformats.org/wordprocessingml/2006/main" xmlns:w14="http://schemas.microsoft.com/office/word/2010/wordml" xmlns:w15="http://schemas.microsoft.com/office/word/2012/wordml" xmlns:w16cid="http://schemas.microsoft.com/office/word/2016/wordml/cid" xmlns:w16se="http://schemas.microsoft.com/office/word/2015/wordml/symex" xmlns:wpg="http://schemas.microsoft.com/office/word/2010/wordprocessingGroup" xmlns:wpi="http://schemas.microsoft.com/office/word/2010/wordprocessingInk" xmlns:wne="http://schemas.microsoft.com/office/word/2006/wordml" xmlns:wps="http://schemas.microsoft.com/office/word/2010/wordprocessingShape" mc:Ignorable="w14 w15 w16se w16cid wp14">
   <w:abstractNum w:abstractNumId="0" w15:restartNumberingAfterBreak="0">
     <w:nsid w:val="09A66459"/>
     <w:multiLevelType w:val="hybridMultilevel"/>
@@ -2234,35 +3236,35 @@
       </w:pPr>
     </w:lvl>
   </w:abstractNum>
-  <w:num w:numId="1" w16cid:durableId="221602144">
+  <w:num w:numId="1">
     <w:abstractNumId w:val="0"/>
   </w:num>
-  <w:num w:numId="2" w16cid:durableId="625282580">
+  <w:num w:numId="2">
     <w:abstractNumId w:val="3"/>
   </w:num>
-  <w:num w:numId="3" w16cid:durableId="75783613">
+  <w:num w:numId="3">
     <w:abstractNumId w:val="5"/>
   </w:num>
-  <w:num w:numId="4" w16cid:durableId="1057169024">
+  <w:num w:numId="4">
     <w:abstractNumId w:val="2"/>
   </w:num>
-  <w:num w:numId="5" w16cid:durableId="282729681">
+  <w:num w:numId="5">
     <w:abstractNumId w:val="1"/>
   </w:num>
-  <w:num w:numId="6" w16cid:durableId="2099012512">
+  <w:num w:numId="6">
     <w:abstractNumId w:val="6"/>
   </w:num>
-  <w:num w:numId="7" w16cid:durableId="1710446860">
+  <w:num w:numId="7">
     <w:abstractNumId w:val="4"/>
   </w:num>
-  <w:num w:numId="8" w16cid:durableId="143280722">
+  <w:num w:numId="8">
     <w:abstractNumId w:val="7"/>
   </w:num>
 </w:numbering>
 </file>
 
 <file path=word/styles.xml><?xml version="1.0" encoding="utf-8"?>
-<w:styles xmlns:mc="http://schemas.openxmlformats.org/markup-compatibility/2006" xmlns:r="http://schemas.openxmlformats.org/officeDocument/2006/relationships" xmlns:w="http://schemas.openxmlformats.org/wordprocessingml/2006/main" xmlns:w14="http://schemas.microsoft.com/office/word/2010/wordml" xmlns:w15="http://schemas.microsoft.com/office/word/2012/wordml" xmlns:w16cex="http://schemas.microsoft.com/office/word/2018/wordml/cex" xmlns:w16cid="http://schemas.microsoft.com/office/word/2016/wordml/cid" xmlns:w16="http://schemas.microsoft.com/office/word/2018/wordml" xmlns:w16du="http://schemas.microsoft.com/office/word/2023/wordml/word16du" xmlns:w16sdtdh="http://schemas.microsoft.com/office/word/2020/wordml/sdtdatahash" xmlns:w16se="http://schemas.microsoft.com/office/word/2015/wordml/symex" mc:Ignorable="w14 w15 w16se w16cid w16 w16cex w16sdtdh w16du">
+<w:styles xmlns:mc="http://schemas.openxmlformats.org/markup-compatibility/2006" xmlns:r="http://schemas.openxmlformats.org/officeDocument/2006/relationships" xmlns:w="http://schemas.openxmlformats.org/wordprocessingml/2006/main" xmlns:w14="http://schemas.microsoft.com/office/word/2010/wordml" xmlns:w15="http://schemas.microsoft.com/office/word/2012/wordml" xmlns:w16cid="http://schemas.microsoft.com/office/word/2016/wordml/cid" xmlns:w16se="http://schemas.microsoft.com/office/word/2015/wordml/symex" mc:Ignorable="w14 w15 w16se w16cid">
   <w:docDefaults>
     <w:rPrDefault>
       <w:rPr>
@@ -2274,7 +3276,7 @@
     </w:rPrDefault>
     <w:pPrDefault/>
   </w:docDefaults>
-  <w:latentStyles w:defLockedState="0" w:defUIPriority="99" w:defSemiHidden="0" w:defUnhideWhenUsed="0" w:defQFormat="0" w:count="376">
+  <w:latentStyles w:defLockedState="0" w:defUIPriority="99" w:defSemiHidden="0" w:defUnhideWhenUsed="0" w:defQFormat="0" w:count="375">
     <w:lsdException w:name="Normal" w:uiPriority="0" w:qFormat="1"/>
     <w:lsdException w:name="heading 1" w:uiPriority="9" w:qFormat="1"/>
     <w:lsdException w:name="heading 2" w:semiHidden="1" w:uiPriority="9" w:unhideWhenUsed="1" w:qFormat="1"/>
@@ -2648,7 +3650,6 @@
     <w:lsdException w:name="List Table 7 Colorful Accent 6" w:uiPriority="52"/>
     <w:lsdException w:name="Mention" w:semiHidden="1" w:unhideWhenUsed="1"/>
     <w:lsdException w:name="Smart Hyperlink" w:semiHidden="1" w:unhideWhenUsed="1"/>
-    <w:lsdException w:name="Smart Link" w:semiHidden="1" w:unhideWhenUsed="1"/>
   </w:latentStyles>
   <w:style w:type="paragraph" w:default="1" w:styleId="Normal">
     <w:name w:val="Normal"/>
